--- a/[1]Books/Preservation.docx
+++ b/[1]Books/Preservation.docx
@@ -3912,15 +3912,7 @@
           <w:szCs w:val="24"/>
           <w:highlight w:val="none"/>
         </w:rPr>
-        <w:t xml:space="preserve">-The rogue Automatons were exterminating everyone. We made short work of them with our security defenses.</w:t>
-      </w:r>
-      <w:r>
-        <w:rPr>
-          <w:rFonts w:ascii="Calibri" w:hAnsi="Calibri" w:eastAsia="Calibri" w:cs="Calibri"/>
-          <w:sz w:val="24"/>
-          <w:szCs w:val="24"/>
-          <w:highlight w:val="none"/>
-        </w:rPr>
+        <w:t xml:space="preserve">-The rogue Automatons were exterminating everyone.</w:t>
       </w:r>
       <w:r>
         <w:rPr>
@@ -4059,7 +4051,7 @@
           <w:szCs w:val="24"/>
           <w:highlight w:val="none"/>
         </w:rPr>
-        <w:t xml:space="preserve">-I understand how it looks to you, but trust me, our defenses made short work of them. Most of them retreated from the area. They probably took their fallen ones, with them. Let’s stay on task Tell us if the </w:t>
+        <w:t xml:space="preserve">-I understand how it looks to you, but trust me, our defenses made short work of them. Most of them retreated from the area. They probably took their fallen ones with them. Let’s stay on task0 Tell us if the </w:t>
       </w:r>
       <w:r>
         <w:rPr>
